--- a/ScanRDI OOS template.docx
+++ b/ScanRDI OOS template.docx
@@ -1339,147 +1339,14 @@
             <w:tcW w:w="2503" w:type="dxa"/>
           </w:tcPr>
           <w:p>
-            <w:pPr>
-              <w:outlineLvl w:val="0"/>
-              <w:rPr>
-                <w:rFonts w:ascii="Times New Roman" w:hAnsi="Times New Roman"/>
-                <w:bCs/>
-                <w:sz w:val="22"/>
-                <w:szCs w:val="22"/>
-              </w:rPr>
-            </w:pPr>
-            <w:r>
-              <w:rPr>
-                <w:rFonts w:ascii="Times New Roman" w:hAnsi="Times New Roman"/>
-                <w:bCs/>
-                <w:sz w:val="22"/>
-                <w:szCs w:val="22"/>
-              </w:rPr>
+            <w:r>
               <w:t>SOP / Test Method #:</w:t>
-            </w:r>
-          </w:p>
-          <w:p>
-            <w:pPr>
-              <w:outlineLvl w:val="0"/>
-              <w:rPr>
-                <w:rFonts w:ascii="Times New Roman" w:hAnsi="Times New Roman"/>
-                <w:bCs/>
-                <w:sz w:val="22"/>
-                <w:szCs w:val="22"/>
-              </w:rPr>
-            </w:pPr>
-            <w:r>
-              <w:rPr>
-                <w:rFonts w:ascii="Times New Roman" w:hAnsi="Times New Roman"/>
-                <w:bCs/>
-                <w:sz w:val="22"/>
-                <w:szCs w:val="22"/>
-              </w:rPr>
-              <w:t>2.600.</w:t>
-            </w:r>
-            <w:r>
-              <w:rPr>
-                <w:rFonts w:ascii="Times New Roman" w:hAnsi="Times New Roman"/>
-                <w:bCs/>
-                <w:sz w:val="22"/>
-                <w:szCs w:val="22"/>
-              </w:rPr>
-              <w:t>0</w:t>
-            </w:r>
-            <w:r>
-              <w:rPr>
-                <w:rFonts w:ascii="Times New Roman" w:hAnsi="Times New Roman"/>
-                <w:bCs/>
-                <w:sz w:val="22"/>
-                <w:szCs w:val="22"/>
-              </w:rPr>
-              <w:t>23 (</w:t>
-            </w:r>
-            <w:r>
-              <w:rPr>
-                <w:rFonts w:ascii="Times New Roman" w:hAnsi="Times New Roman"/>
-                <w:bCs/>
-                <w:sz w:val="22"/>
-                <w:szCs w:val="22"/>
-              </w:rPr>
-              <w:t>10</w:t>
-            </w:r>
-            <w:r>
-              <w:rPr>
-                <w:rFonts w:ascii="Times New Roman" w:hAnsi="Times New Roman"/>
-                <w:bCs/>
-                <w:sz w:val="22"/>
-                <w:szCs w:val="22"/>
-              </w:rPr>
-              <w:t>)</w:t>
-            </w:r>
-          </w:p>
-          <w:p>
-            <w:pPr>
-              <w:outlineLvl w:val="0"/>
-              <w:rPr>
-                <w:rFonts w:ascii="Times New Roman" w:hAnsi="Times New Roman"/>
-                <w:bCs/>
-                <w:sz w:val="22"/>
-                <w:szCs w:val="22"/>
-              </w:rPr>
-            </w:pPr>
-            <w:r>
-              <w:rPr>
-                <w:rFonts w:ascii="Times New Roman" w:hAnsi="Times New Roman"/>
-                <w:bCs/>
-                <w:sz w:val="22"/>
-                <w:szCs w:val="22"/>
-              </w:rPr>
-              <w:t>2.700.0</w:t>
-            </w:r>
-            <w:r>
-              <w:rPr>
-                <w:rFonts w:ascii="Times New Roman" w:hAnsi="Times New Roman"/>
-                <w:bCs/>
-                <w:sz w:val="22"/>
-                <w:szCs w:val="22"/>
-              </w:rPr>
-              <w:t>0</w:t>
-            </w:r>
-            <w:r>
-              <w:rPr>
-                <w:rFonts w:ascii="Times New Roman" w:hAnsi="Times New Roman"/>
-                <w:bCs/>
-                <w:sz w:val="22"/>
-                <w:szCs w:val="22"/>
-              </w:rPr>
-              <w:t>4 (0</w:t>
-            </w:r>
-            <w:r>
-              <w:rPr>
-                <w:rFonts w:ascii="Times New Roman" w:hAnsi="Times New Roman"/>
-                <w:bCs/>
-                <w:sz w:val="22"/>
-                <w:szCs w:val="22"/>
-              </w:rPr>
-              <w:t>3</w:t>
-            </w:r>
-            <w:r>
-              <w:rPr>
-                <w:rFonts w:ascii="Times New Roman" w:hAnsi="Times New Roman"/>
-                <w:bCs/>
-                <w:sz w:val="22"/>
-                <w:szCs w:val="22"/>
-              </w:rPr>
-              <w:t>)</w:t>
-            </w:r>
-          </w:p>
-          <w:p>
-            <w:pPr>
-              <w:outlineLvl w:val="0"/>
-              <w:rPr>
-                <w:rFonts w:ascii="Times New Roman" w:hAnsi="Times New Roman"/>
-                <w:bCs/>
-                <w:sz w:val="22"/>
-                <w:szCs w:val="22"/>
-              </w:rPr>
-            </w:pPr>
+              <w:br/>
+              <w:t>MICRO-SOP-12 (16)</w:t>
+              <w:br/>
+              <w:t>ENG-SOP-4 (05)</w:t>
+              <w:br/>
+            </w:r>
           </w:p>
         </w:tc>
         <w:tc>
@@ -1488,63 +1355,12 @@
             <w:gridSpan w:val="5"/>
           </w:tcPr>
           <w:p>
-            <w:pPr>
-              <w:outlineLvl w:val="0"/>
-              <w:rPr>
-                <w:rFonts w:ascii="Times New Roman" w:hAnsi="Times New Roman"/>
-                <w:bCs/>
-                <w:sz w:val="22"/>
-                <w:szCs w:val="22"/>
-              </w:rPr>
-            </w:pPr>
-            <w:r>
-              <w:rPr>
-                <w:rFonts w:ascii="Times New Roman" w:hAnsi="Times New Roman"/>
-                <w:bCs/>
-                <w:sz w:val="22"/>
-                <w:szCs w:val="22"/>
-              </w:rPr>
+            <w:r>
               <w:t xml:space="preserve">Effective Date: </w:t>
-            </w:r>
-          </w:p>
-          <w:p>
-            <w:pPr>
-              <w:outlineLvl w:val="0"/>
-              <w:rPr>
-                <w:rFonts w:ascii="Times New Roman" w:hAnsi="Times New Roman"/>
-                <w:bCs/>
-                <w:sz w:val="22"/>
-                <w:szCs w:val="22"/>
-              </w:rPr>
-            </w:pPr>
-            <w:r>
-              <w:rPr>
-                <w:rFonts w:ascii="Times New Roman" w:hAnsi="Times New Roman"/>
-                <w:bCs/>
-                <w:sz w:val="22"/>
-                <w:szCs w:val="22"/>
-              </w:rPr>
-              <w:t>07Apr25</w:t>
-            </w:r>
-          </w:p>
-          <w:p>
-            <w:pPr>
-              <w:outlineLvl w:val="0"/>
-              <w:rPr>
-                <w:rFonts w:ascii="Times New Roman" w:hAnsi="Times New Roman"/>
-                <w:bCs/>
-                <w:sz w:val="22"/>
-                <w:szCs w:val="22"/>
-              </w:rPr>
-            </w:pPr>
-            <w:r>
-              <w:rPr>
-                <w:rFonts w:ascii="Times New Roman" w:hAnsi="Times New Roman"/>
-                <w:bCs/>
-                <w:sz w:val="22"/>
-                <w:szCs w:val="22"/>
-              </w:rPr>
-              <w:t>02Jan23</w:t>
+              <w:br/>
+              <w:t>24Jul26</w:t>
+              <w:br/>
+              <w:t>24Jul26</w:t>
             </w:r>
           </w:p>
         </w:tc>
@@ -1554,67 +1370,12 @@
             <w:gridSpan w:val="2"/>
           </w:tcPr>
           <w:p>
-            <w:pPr>
-              <w:outlineLvl w:val="0"/>
-              <w:rPr>
-                <w:rFonts w:ascii="Times New Roman" w:hAnsi="Times New Roman"/>
-                <w:bCs/>
-                <w:noProof/>
-                <w:sz w:val="22"/>
-                <w:szCs w:val="22"/>
-              </w:rPr>
-            </w:pPr>
-            <w:r>
-              <w:rPr>
-                <w:rFonts w:ascii="Times New Roman" w:hAnsi="Times New Roman"/>
-                <w:bCs/>
-                <w:noProof/>
-                <w:sz w:val="22"/>
-                <w:szCs w:val="22"/>
-              </w:rPr>
+            <w:r>
               <w:t xml:space="preserve">SOP / Test Method Rev: </w:t>
-            </w:r>
-            <w:r>
-              <w:rPr>
-                <w:rFonts w:ascii="Times New Roman" w:hAnsi="Times New Roman"/>
-                <w:bCs/>
-                <w:noProof/>
-                <w:sz w:val="22"/>
-                <w:szCs w:val="22"/>
-              </w:rPr>
-              <w:t>10</w:t>
-            </w:r>
-          </w:p>
-          <w:p>
-            <w:pPr>
-              <w:outlineLvl w:val="0"/>
-              <w:rPr>
-                <w:rFonts w:ascii="Times New Roman" w:hAnsi="Times New Roman"/>
-                <w:bCs/>
-                <w:noProof/>
-                <w:sz w:val="22"/>
-                <w:szCs w:val="22"/>
-              </w:rPr>
-            </w:pPr>
-            <w:r>
-              <w:rPr>
-                <w:rFonts w:ascii="Times New Roman" w:hAnsi="Times New Roman"/>
-                <w:bCs/>
-                <w:noProof/>
-                <w:sz w:val="22"/>
-                <w:szCs w:val="22"/>
-              </w:rPr>
-              <w:t>Rev: 0</w:t>
-            </w:r>
-            <w:r>
-              <w:rPr>
-                <w:rFonts w:ascii="Times New Roman" w:hAnsi="Times New Roman"/>
-                <w:bCs/>
-                <w:noProof/>
-                <w:sz w:val="22"/>
-                <w:szCs w:val="22"/>
-              </w:rPr>
-              <w:t>3</w:t>
+              <w:br/>
+              <w:t>Rev: 16</w:t>
+              <w:br/>
+              <w:t>Rev: 05</w:t>
             </w:r>
           </w:p>
         </w:tc>
@@ -2924,79 +2685,8 @@
             <w:shd w:val="clear" w:color="auto" w:fill="FFFFFF" w:themeFill="background1"/>
           </w:tcPr>
           <w:p>
-            <w:pPr>
-              <w:jc w:val="center"/>
-              <w:outlineLvl w:val="0"/>
-              <w:rPr>
-                <w:rFonts w:ascii="Times New Roman" w:hAnsi="Times New Roman"/>
-                <w:bCs/>
-                <w:sz w:val="22"/>
-                <w:szCs w:val="22"/>
-              </w:rPr>
-            </w:pPr>
-            <w:r>
-              <w:rPr>
-                <w:rFonts w:ascii="Times New Roman" w:hAnsi="Times New Roman"/>
-                <w:sz w:val="22"/>
-                <w:szCs w:val="22"/>
-              </w:rPr>
-              <w:t xml:space="preserve">Yes, as per SOP </w:t>
-            </w:r>
-            <w:r>
-              <w:rPr>
-                <w:rFonts w:ascii="Times New Roman" w:hAnsi="Times New Roman"/>
-                <w:sz w:val="22"/>
-                <w:szCs w:val="22"/>
-              </w:rPr>
-              <w:t>2.600.</w:t>
-            </w:r>
-            <w:r>
-              <w:rPr>
-                <w:rFonts w:ascii="Times New Roman" w:hAnsi="Times New Roman"/>
-                <w:sz w:val="22"/>
-                <w:szCs w:val="22"/>
-              </w:rPr>
-              <w:t>0</w:t>
-            </w:r>
-            <w:r>
-              <w:rPr>
-                <w:rFonts w:ascii="Times New Roman" w:hAnsi="Times New Roman"/>
-                <w:sz w:val="22"/>
-                <w:szCs w:val="22"/>
-              </w:rPr>
-              <w:t>23</w:t>
-            </w:r>
-            <w:r>
-              <w:rPr>
-                <w:rFonts w:ascii="Times New Roman" w:hAnsi="Times New Roman"/>
-                <w:sz w:val="22"/>
-                <w:szCs w:val="22"/>
-              </w:rPr>
-              <w:t xml:space="preserve">, </w:t>
-            </w:r>
-            <w:r>
-              <w:rPr>
-                <w:rFonts w:ascii="Times New Roman" w:hAnsi="Times New Roman"/>
-                <w:sz w:val="22"/>
-                <w:szCs w:val="22"/>
-              </w:rPr>
-              <w:t>2.700.0</w:t>
-            </w:r>
-            <w:r>
-              <w:rPr>
-                <w:rFonts w:ascii="Times New Roman" w:hAnsi="Times New Roman"/>
-                <w:sz w:val="22"/>
-                <w:szCs w:val="22"/>
-              </w:rPr>
-              <w:t>0</w:t>
-            </w:r>
-            <w:r>
-              <w:rPr>
-                <w:rFonts w:ascii="Times New Roman" w:hAnsi="Times New Roman"/>
-                <w:sz w:val="22"/>
-                <w:szCs w:val="22"/>
-              </w:rPr>
-              <w:t>4</w:t>
+            <w:r>
+              <w:t>Yes, as per MICRO-SOP-12, ENG-SOP-4</w:t>
             </w:r>
           </w:p>
         </w:tc>
@@ -3235,23 +2925,8 @@
             <w:shd w:val="clear" w:color="auto" w:fill="FFFFFF" w:themeFill="background1"/>
           </w:tcPr>
           <w:p>
-            <w:pPr>
-              <w:jc w:val="center"/>
-              <w:outlineLvl w:val="0"/>
-              <w:rPr>
-                <w:rFonts w:ascii="Times New Roman" w:hAnsi="Times New Roman"/>
-                <w:b/>
-                <w:sz w:val="22"/>
-                <w:szCs w:val="22"/>
-              </w:rPr>
-            </w:pPr>
-            <w:r>
-              <w:rPr>
-                <w:rFonts w:ascii="Times New Roman" w:hAnsi="Times New Roman"/>
-                <w:sz w:val="22"/>
-                <w:szCs w:val="22"/>
-              </w:rPr>
-              <w:t>Yes, as per SOP 2.600.023, 2.700.004</w:t>
+            <w:r>
+              <w:t>Yes, as per MICRO-SOP-12, ENG-SOP-4</w:t>
             </w:r>
           </w:p>
         </w:tc>
